--- a/PowerBI/Power queries.docx
+++ b/PowerBI/Power queries.docx
@@ -23,301 +23,700 @@
           <w:b/>
         </w:rPr>
       </w:pPr>
+    </w:p>
+    <w:p>
+      <w:pPr>
+        <w:rPr>
+          <w:b/>
+          <w:sz w:val="28"/>
+          <w:szCs w:val="28"/>
+          <w:u w:val="single"/>
+        </w:rPr>
+      </w:pPr>
+      <w:r>
+        <w:rPr>
+          <w:b/>
+          <w:sz w:val="28"/>
+          <w:szCs w:val="28"/>
+          <w:u w:val="single"/>
+        </w:rPr>
+        <w:t xml:space="preserve">Power Queries: </w:t>
+      </w:r>
+    </w:p>
+    <w:p>
+      <w:r>
+        <w:tab/>
+      </w:r>
+      <w:r>
+        <w:rPr>
+          <w:b/>
+          <w:sz w:val="28"/>
+          <w:szCs w:val="28"/>
+        </w:rPr>
+        <w:t>1.Total sale:</w:t>
+      </w:r>
+      <w:r>
+        <w:tab/>
+        <w:t xml:space="preserve">       = (Qty as number, UP as number) =&gt; Qty*UP </w:t>
+      </w:r>
+    </w:p>
+    <w:p/>
+    <w:p/>
+    <w:p>
+      <w:r>
+        <w:tab/>
+      </w:r>
+      <w:r>
+        <w:rPr>
+          <w:b/>
+          <w:sz w:val="28"/>
+          <w:szCs w:val="28"/>
+        </w:rPr>
+        <w:t>2.Double the Quantity:</w:t>
+      </w:r>
+      <w:r>
+        <w:t xml:space="preserve">        = (Qty as number) =&gt; Qty*2</w:t>
+      </w:r>
+    </w:p>
+    <w:p>
+      <w:r>
+        <w:tab/>
+        <w:t>or</w:t>
+      </w:r>
+    </w:p>
+    <w:p>
+      <w:r>
+        <w:tab/>
+        <w:t>= (Qty as number) =&gt;</w:t>
+      </w:r>
+    </w:p>
+    <w:p>
+      <w:r>
+        <w:t>let</w:t>
+      </w:r>
+    </w:p>
+    <w:p>
+      <w:r>
+        <w:t xml:space="preserve">    double= 2,</w:t>
+      </w:r>
+    </w:p>
+    <w:p>
+      <w:r>
+        <w:t xml:space="preserve">    </w:t>
+      </w:r>
+      <w:proofErr w:type="spellStart"/>
+      <w:r>
+        <w:t>DOuble_amount</w:t>
+      </w:r>
+      <w:proofErr w:type="spellEnd"/>
+      <w:r>
+        <w:t xml:space="preserve"> </w:t>
+      </w:r>
+      <w:proofErr w:type="gramStart"/>
+      <w:r>
+        <w:t>=  Qty</w:t>
+      </w:r>
+      <w:proofErr w:type="gramEnd"/>
+      <w:r>
+        <w:t>* double</w:t>
+      </w:r>
+    </w:p>
+    <w:p>
+      <w:r>
+        <w:t>in</w:t>
+      </w:r>
+    </w:p>
+    <w:p>
+      <w:r>
+        <w:t xml:space="preserve">    </w:t>
+      </w:r>
+      <w:proofErr w:type="spellStart"/>
+      <w:r>
+        <w:t>DOuble_amount</w:t>
+      </w:r>
+      <w:proofErr w:type="spellEnd"/>
+    </w:p>
+    <w:p/>
+    <w:p>
+      <w:r>
+        <w:tab/>
+        <w:t xml:space="preserve">  </w:t>
+      </w:r>
+      <w:r>
+        <w:rPr>
+          <w:b/>
+          <w:sz w:val="28"/>
+          <w:szCs w:val="28"/>
+        </w:rPr>
+        <w:t>3.Unit Price:</w:t>
+      </w:r>
+      <w:r>
+        <w:t xml:space="preserve">       = (</w:t>
+      </w:r>
+      <w:proofErr w:type="spellStart"/>
+      <w:r>
+        <w:t>TotalSales</w:t>
+      </w:r>
+      <w:proofErr w:type="spellEnd"/>
+      <w:r>
+        <w:t xml:space="preserve"> as </w:t>
+      </w:r>
+      <w:proofErr w:type="gramStart"/>
+      <w:r>
+        <w:t>number ,</w:t>
+      </w:r>
+      <w:proofErr w:type="gramEnd"/>
+      <w:r>
+        <w:t xml:space="preserve"> Qty as number) =&gt;</w:t>
+      </w:r>
+    </w:p>
+    <w:p>
+      <w:r>
+        <w:t>let</w:t>
+      </w:r>
+    </w:p>
+    <w:p>
+      <w:r>
+        <w:t xml:space="preserve">    up= </w:t>
+      </w:r>
+      <w:proofErr w:type="spellStart"/>
+      <w:r>
+        <w:t>TotalSales</w:t>
+      </w:r>
+      <w:proofErr w:type="spellEnd"/>
+      <w:r>
+        <w:t>/Qty</w:t>
+      </w:r>
+    </w:p>
+    <w:p>
+      <w:r>
+        <w:t>in</w:t>
+      </w:r>
+    </w:p>
+    <w:p>
+      <w:r>
+        <w:t xml:space="preserve">    up </w:t>
+      </w:r>
+    </w:p>
+    <w:p>
+      <w:r>
+        <w:tab/>
+        <w:t xml:space="preserve">  </w:t>
+      </w:r>
+      <w:r>
+        <w:rPr>
+          <w:b/>
+          <w:sz w:val="28"/>
+          <w:szCs w:val="28"/>
+        </w:rPr>
+        <w:t>4. Discount:</w:t>
+      </w:r>
+      <w:r>
+        <w:rPr>
+          <w:b/>
+        </w:rPr>
+        <w:t xml:space="preserve"> </w:t>
+      </w:r>
+      <w:r>
+        <w:rPr>
+          <w:b/>
+        </w:rPr>
+        <w:t xml:space="preserve">          </w:t>
+      </w:r>
+      <w:r>
+        <w:t>= (</w:t>
+      </w:r>
+      <w:proofErr w:type="spellStart"/>
+      <w:r>
+        <w:t>TotalSales</w:t>
+      </w:r>
+      <w:proofErr w:type="spellEnd"/>
+      <w:r>
+        <w:t xml:space="preserve"> as number) =&gt;</w:t>
+      </w:r>
+    </w:p>
+    <w:p>
+      <w:r>
+        <w:t>let</w:t>
+      </w:r>
+    </w:p>
+    <w:p>
+      <w:r>
+        <w:t xml:space="preserve">    Discount = 0.10,</w:t>
+      </w:r>
+    </w:p>
+    <w:p>
+      <w:r>
+        <w:t xml:space="preserve">    source = </w:t>
+      </w:r>
+      <w:proofErr w:type="spellStart"/>
+      <w:r>
+        <w:t>TotalSales</w:t>
+      </w:r>
+      <w:proofErr w:type="spellEnd"/>
+      <w:r>
+        <w:t>*Discount</w:t>
+      </w:r>
+    </w:p>
+    <w:p>
+      <w:r>
+        <w:t>in</w:t>
+      </w:r>
+    </w:p>
+    <w:p>
+      <w:r>
+        <w:t xml:space="preserve">    source</w:t>
+      </w:r>
+    </w:p>
+    <w:p>
+      <w:pPr>
+        <w:rPr>
+          <w:b/>
+          <w:sz w:val="28"/>
+          <w:szCs w:val="28"/>
+        </w:rPr>
+      </w:pPr>
+      <w:r>
+        <w:rPr>
+          <w:b/>
+          <w:sz w:val="28"/>
+          <w:szCs w:val="28"/>
+        </w:rPr>
+        <w:lastRenderedPageBreak/>
+        <w:t>5. before Delimiter</w:t>
+      </w:r>
+    </w:p>
+    <w:p>
+      <w:r>
+        <w:t xml:space="preserve">(City as </w:t>
+      </w:r>
+      <w:proofErr w:type="gramStart"/>
+      <w:r>
+        <w:t>text)=</w:t>
+      </w:r>
+      <w:proofErr w:type="gramEnd"/>
+      <w:r>
+        <w:t>&gt;</w:t>
+      </w:r>
+    </w:p>
+    <w:p>
+      <w:r>
+        <w:t>let</w:t>
+      </w:r>
+    </w:p>
+    <w:p>
+      <w:r>
+        <w:t xml:space="preserve">    Source = </w:t>
+      </w:r>
+      <w:proofErr w:type="spellStart"/>
+      <w:r>
+        <w:t>Text.BeforeDelimiter</w:t>
+      </w:r>
+      <w:proofErr w:type="spellEnd"/>
+      <w:r>
+        <w:t>(City,"-")</w:t>
+      </w:r>
+    </w:p>
+    <w:p>
+      <w:r>
+        <w:t>in</w:t>
+      </w:r>
+    </w:p>
+    <w:p>
+      <w:r>
+        <w:t xml:space="preserve">    Source</w:t>
+      </w:r>
+    </w:p>
+    <w:p>
+      <w:pPr>
+        <w:rPr>
+          <w:b/>
+          <w:sz w:val="28"/>
+          <w:szCs w:val="28"/>
+        </w:rPr>
+      </w:pPr>
+      <w:r>
+        <w:rPr>
+          <w:b/>
+          <w:sz w:val="28"/>
+          <w:szCs w:val="28"/>
+        </w:rPr>
+        <w:t xml:space="preserve">6. </w:t>
+      </w:r>
+      <w:r>
+        <w:rPr>
+          <w:b/>
+          <w:sz w:val="28"/>
+          <w:szCs w:val="28"/>
+        </w:rPr>
+        <w:t>between</w:t>
+      </w:r>
+      <w:r>
+        <w:rPr>
+          <w:b/>
+          <w:sz w:val="28"/>
+          <w:szCs w:val="28"/>
+        </w:rPr>
+        <w:t xml:space="preserve"> Delimiter</w:t>
+      </w:r>
+    </w:p>
+    <w:p>
+      <w:r>
+        <w:t xml:space="preserve">(Code as </w:t>
+      </w:r>
+      <w:proofErr w:type="gramStart"/>
+      <w:r>
+        <w:t>text)=</w:t>
+      </w:r>
+      <w:proofErr w:type="gramEnd"/>
+      <w:r>
+        <w:t>&gt;</w:t>
+      </w:r>
+    </w:p>
+    <w:p>
+      <w:r>
+        <w:t>let</w:t>
+      </w:r>
+    </w:p>
+    <w:p>
+      <w:r>
+        <w:t xml:space="preserve">    Source = </w:t>
+      </w:r>
+      <w:proofErr w:type="spellStart"/>
+      <w:r>
+        <w:t>Text.BetweenDelimiters</w:t>
+      </w:r>
+      <w:proofErr w:type="spellEnd"/>
+      <w:r>
+        <w:t>(Code,"-","-")</w:t>
+      </w:r>
+    </w:p>
+    <w:p>
+      <w:r>
+        <w:t>in</w:t>
+      </w:r>
+    </w:p>
+    <w:p>
+      <w:r>
+        <w:t xml:space="preserve">    Source</w:t>
+      </w:r>
+      <w:r>
+        <w:t xml:space="preserve"> </w:t>
+      </w:r>
+    </w:p>
+    <w:p>
+      <w:pPr>
+        <w:rPr>
+          <w:b/>
+          <w:sz w:val="28"/>
+          <w:szCs w:val="28"/>
+        </w:rPr>
+      </w:pPr>
+      <w:r>
+        <w:rPr>
+          <w:b/>
+          <w:sz w:val="28"/>
+          <w:szCs w:val="28"/>
+        </w:rPr>
+        <w:t>7. Replace text</w:t>
+      </w:r>
+    </w:p>
+    <w:p>
+      <w:r>
+        <w:t xml:space="preserve">(invoice as </w:t>
+      </w:r>
+      <w:proofErr w:type="gramStart"/>
+      <w:r>
+        <w:t>text)=</w:t>
+      </w:r>
+      <w:proofErr w:type="gramEnd"/>
+      <w:r>
+        <w:t>&gt;</w:t>
+      </w:r>
+    </w:p>
+    <w:p>
+      <w:r>
+        <w:t>let</w:t>
+      </w:r>
+    </w:p>
+    <w:p>
+      <w:r>
+        <w:t xml:space="preserve">    Source =</w:t>
+      </w:r>
+      <w:proofErr w:type="spellStart"/>
+      <w:r>
+        <w:t>Text.Replace</w:t>
+      </w:r>
+      <w:proofErr w:type="spellEnd"/>
+      <w:r>
+        <w:t>(invoice,"2024","2025")</w:t>
+      </w:r>
+    </w:p>
+    <w:p>
+      <w:r>
+        <w:t>in</w:t>
+      </w:r>
+    </w:p>
+    <w:p>
+      <w:r>
+        <w:t xml:space="preserve">    Source</w:t>
+      </w:r>
+    </w:p>
+    <w:p>
+      <w:pPr>
+        <w:rPr>
+          <w:b/>
+          <w:sz w:val="28"/>
+          <w:szCs w:val="28"/>
+        </w:rPr>
+      </w:pPr>
+      <w:r>
+        <w:rPr>
+          <w:b/>
+          <w:sz w:val="28"/>
+          <w:szCs w:val="28"/>
+        </w:rPr>
+        <w:t>8. contain in text</w:t>
+      </w:r>
+    </w:p>
+    <w:p>
+      <w:r>
+        <w:t xml:space="preserve">(mail as </w:t>
+      </w:r>
+      <w:proofErr w:type="gramStart"/>
+      <w:r>
+        <w:t>text)=</w:t>
+      </w:r>
+      <w:proofErr w:type="gramEnd"/>
+      <w:r>
+        <w:t>&gt;</w:t>
+      </w:r>
+    </w:p>
+    <w:p>
+      <w:r>
+        <w:t>let</w:t>
+      </w:r>
+    </w:p>
+    <w:p>
+      <w:r>
+        <w:t xml:space="preserve">    Source = </w:t>
+      </w:r>
+      <w:proofErr w:type="spellStart"/>
+      <w:r>
+        <w:t>Text.Contains</w:t>
+      </w:r>
+      <w:proofErr w:type="spellEnd"/>
+      <w:r>
+        <w:t>(</w:t>
+      </w:r>
+      <w:proofErr w:type="spellStart"/>
+      <w:r>
+        <w:t>mail,"Delhi</w:t>
+      </w:r>
+      <w:proofErr w:type="spellEnd"/>
+      <w:r>
+        <w:t>")</w:t>
+      </w:r>
+    </w:p>
+    <w:p>
+      <w:r>
+        <w:t>in</w:t>
+      </w:r>
+    </w:p>
+    <w:p>
+      <w:r>
+        <w:t xml:space="preserve">    Source</w:t>
+      </w:r>
+    </w:p>
+    <w:p>
+      <w:pPr>
+        <w:rPr>
+          <w:b/>
+          <w:sz w:val="28"/>
+          <w:szCs w:val="28"/>
+        </w:rPr>
+      </w:pPr>
+      <w:r>
+        <w:rPr>
+          <w:b/>
+          <w:sz w:val="28"/>
+          <w:szCs w:val="28"/>
+        </w:rPr>
+        <w:t>9. condition</w:t>
+      </w:r>
+    </w:p>
+    <w:p>
+      <w:r>
+        <w:t xml:space="preserve">(total as </w:t>
+      </w:r>
+      <w:proofErr w:type="gramStart"/>
+      <w:r>
+        <w:t>number)=</w:t>
+      </w:r>
+      <w:proofErr w:type="gramEnd"/>
+      <w:r>
+        <w:t>&gt;</w:t>
+      </w:r>
+    </w:p>
+    <w:p>
+      <w:r>
+        <w:t>let</w:t>
+      </w:r>
+    </w:p>
+    <w:p>
+      <w:r>
+        <w:t xml:space="preserve">    Source = if total&gt;=300 then "High" else "Low"</w:t>
+      </w:r>
+    </w:p>
+    <w:p>
+      <w:r>
+        <w:lastRenderedPageBreak/>
+        <w:t>in</w:t>
+      </w:r>
+    </w:p>
+    <w:p>
+      <w:r>
+        <w:t xml:space="preserve">    Source</w:t>
+      </w:r>
+    </w:p>
+    <w:p>
+      <w:pPr>
+        <w:rPr>
+          <w:b/>
+          <w:sz w:val="28"/>
+          <w:szCs w:val="28"/>
+        </w:rPr>
+      </w:pPr>
+      <w:r>
+        <w:rPr>
+          <w:b/>
+          <w:sz w:val="28"/>
+          <w:szCs w:val="28"/>
+        </w:rPr>
+        <w:t xml:space="preserve">10. And </w:t>
+      </w:r>
+      <w:r>
+        <w:rPr>
+          <w:b/>
+          <w:sz w:val="28"/>
+          <w:szCs w:val="28"/>
+        </w:rPr>
+        <w:t>fu</w:t>
+      </w:r>
+      <w:r>
+        <w:rPr>
+          <w:b/>
+          <w:sz w:val="28"/>
+          <w:szCs w:val="28"/>
+        </w:rPr>
+        <w:t>n</w:t>
+      </w:r>
+      <w:r>
+        <w:rPr>
+          <w:b/>
+          <w:sz w:val="28"/>
+          <w:szCs w:val="28"/>
+        </w:rPr>
+        <w:t>ction</w:t>
+      </w:r>
+    </w:p>
+    <w:p>
+      <w:r>
+        <w:t xml:space="preserve">(condition as text, total as </w:t>
+      </w:r>
+      <w:proofErr w:type="gramStart"/>
+      <w:r>
+        <w:t>number)=</w:t>
+      </w:r>
+      <w:proofErr w:type="gramEnd"/>
+      <w:r>
+        <w:t>&gt;</w:t>
+      </w:r>
+    </w:p>
+    <w:p>
+      <w:r>
+        <w:t>let</w:t>
+      </w:r>
+    </w:p>
+    <w:p>
+      <w:r>
+        <w:t xml:space="preserve">    Source = if condition="High" and total&gt;=</w:t>
+      </w:r>
+      <w:r>
+        <w:t>2</w:t>
+      </w:r>
+      <w:r>
+        <w:t>00 then "Good" else "Bad"</w:t>
+      </w:r>
+    </w:p>
+    <w:p>
+      <w:r>
+        <w:t>in</w:t>
+      </w:r>
+    </w:p>
+    <w:p>
+      <w:r>
+        <w:t xml:space="preserve">    Source</w:t>
+      </w:r>
+    </w:p>
+    <w:p>
+      <w:pPr>
+        <w:rPr>
+          <w:b/>
+          <w:sz w:val="28"/>
+          <w:szCs w:val="28"/>
+        </w:rPr>
+      </w:pPr>
+      <w:r>
+        <w:rPr>
+          <w:b/>
+          <w:sz w:val="28"/>
+          <w:szCs w:val="28"/>
+        </w:rPr>
+        <w:t>11. OR function</w:t>
+      </w:r>
+    </w:p>
+    <w:p>
+      <w:r>
+        <w:t xml:space="preserve">(condition as text, total as </w:t>
+      </w:r>
+      <w:proofErr w:type="gramStart"/>
+      <w:r>
+        <w:t>number)=</w:t>
+      </w:r>
+      <w:proofErr w:type="gramEnd"/>
+      <w:r>
+        <w:t>&gt;</w:t>
+      </w:r>
+    </w:p>
+    <w:p>
+      <w:r>
+        <w:t>let</w:t>
+      </w:r>
+    </w:p>
+    <w:p>
+      <w:r>
+        <w:t xml:space="preserve">    Source = if condition="High" or total&gt;=200 then "Good" else "Bad"</w:t>
+      </w:r>
+    </w:p>
+    <w:p>
+      <w:r>
+        <w:t>in</w:t>
+      </w:r>
+    </w:p>
+    <w:p>
+      <w:r>
+        <w:t xml:space="preserve">    Source</w:t>
+      </w:r>
+    </w:p>
+    <w:p>
+      <w:r>
+        <w:t xml:space="preserve">12. </w:t>
+      </w:r>
       <w:bookmarkStart w:id="0" w:name="_GoBack"/>
       <w:bookmarkEnd w:id="0"/>
     </w:p>
-    <w:p>
-      <w:pPr>
-        <w:rPr>
-          <w:b/>
-          <w:sz w:val="28"/>
-          <w:szCs w:val="28"/>
-          <w:u w:val="single"/>
-        </w:rPr>
-      </w:pPr>
-      <w:r>
-        <w:rPr>
-          <w:b/>
-          <w:sz w:val="28"/>
-          <w:szCs w:val="28"/>
-          <w:u w:val="single"/>
-        </w:rPr>
-        <w:t xml:space="preserve">Power Queries: </w:t>
-      </w:r>
-    </w:p>
-    <w:p>
-      <w:r>
-        <w:tab/>
-      </w:r>
-      <w:r>
-        <w:rPr>
-          <w:b/>
-          <w:sz w:val="28"/>
-          <w:szCs w:val="28"/>
-        </w:rPr>
-        <w:t>1.Total sale:</w:t>
-      </w:r>
-      <w:r>
-        <w:tab/>
-      </w:r>
-      <w:r>
-        <w:t xml:space="preserve">       </w:t>
-      </w:r>
-      <w:r>
-        <w:t>=</w:t>
-      </w:r>
-      <w:r>
-        <w:t xml:space="preserve"> </w:t>
-      </w:r>
-      <w:r>
-        <w:t xml:space="preserve">(Qty as number, UP as number) =&gt; Qty*UP </w:t>
-      </w:r>
-    </w:p>
     <w:p/>
-    <w:p/>
-    <w:p>
-      <w:r>
-        <w:tab/>
-      </w:r>
-      <w:r>
-        <w:rPr>
-          <w:b/>
-          <w:sz w:val="28"/>
-          <w:szCs w:val="28"/>
-        </w:rPr>
-        <w:t>2.Double the Quantity:</w:t>
-      </w:r>
-      <w:r>
-        <w:t xml:space="preserve">    </w:t>
-      </w:r>
-      <w:r>
-        <w:t xml:space="preserve"> </w:t>
-      </w:r>
-      <w:r>
-        <w:t xml:space="preserve">   </w:t>
-      </w:r>
-      <w:r>
-        <w:t>=</w:t>
-      </w:r>
-      <w:r>
-        <w:t xml:space="preserve"> </w:t>
-      </w:r>
-      <w:r>
-        <w:t>(Qty as number) =&gt; Qty*2</w:t>
-      </w:r>
-    </w:p>
-    <w:p>
-      <w:r>
-        <w:tab/>
-        <w:t>or</w:t>
-      </w:r>
-    </w:p>
-    <w:p>
-      <w:r>
-        <w:tab/>
-        <w:t>= (Qty as number) =&gt;</w:t>
-      </w:r>
-    </w:p>
-    <w:p>
-      <w:r>
-        <w:t>let</w:t>
-      </w:r>
-    </w:p>
-    <w:p>
-      <w:r>
-        <w:t xml:space="preserve">    double= 2,</w:t>
-      </w:r>
-    </w:p>
-    <w:p>
-      <w:r>
-        <w:t xml:space="preserve">    </w:t>
-      </w:r>
-      <w:proofErr w:type="spellStart"/>
-      <w:r>
-        <w:t>DOuble_amount</w:t>
-      </w:r>
-      <w:proofErr w:type="spellEnd"/>
-      <w:r>
-        <w:t xml:space="preserve"> </w:t>
-      </w:r>
-      <w:proofErr w:type="gramStart"/>
-      <w:r>
-        <w:t>=  Qty</w:t>
-      </w:r>
-      <w:proofErr w:type="gramEnd"/>
-      <w:r>
-        <w:t>* double</w:t>
-      </w:r>
-    </w:p>
-    <w:p>
-      <w:r>
-        <w:t>in</w:t>
-      </w:r>
-    </w:p>
-    <w:p>
-      <w:r>
-        <w:t xml:space="preserve">    </w:t>
-      </w:r>
-      <w:proofErr w:type="spellStart"/>
-      <w:r>
-        <w:t>DOuble_amount</w:t>
-      </w:r>
-      <w:proofErr w:type="spellEnd"/>
-    </w:p>
-    <w:p/>
-    <w:p>
-      <w:r>
-        <w:tab/>
-      </w:r>
-      <w:r>
-        <w:t xml:space="preserve">  </w:t>
-      </w:r>
-      <w:r>
-        <w:rPr>
-          <w:b/>
-          <w:sz w:val="28"/>
-          <w:szCs w:val="28"/>
-        </w:rPr>
-        <w:t>3.Unit Price:</w:t>
-      </w:r>
-      <w:r>
-        <w:t xml:space="preserve"> </w:t>
-      </w:r>
-      <w:r>
-        <w:t xml:space="preserve">      </w:t>
-      </w:r>
-      <w:r>
-        <w:t>= (</w:t>
-      </w:r>
-      <w:proofErr w:type="spellStart"/>
-      <w:r>
-        <w:t>TotalSales</w:t>
-      </w:r>
-      <w:proofErr w:type="spellEnd"/>
-      <w:r>
-        <w:t xml:space="preserve"> as </w:t>
-      </w:r>
-      <w:proofErr w:type="gramStart"/>
-      <w:r>
-        <w:t>number ,</w:t>
-      </w:r>
-      <w:proofErr w:type="gramEnd"/>
-      <w:r>
-        <w:t xml:space="preserve"> Qty as number) =&gt;</w:t>
-      </w:r>
-    </w:p>
-    <w:p>
-      <w:r>
-        <w:t>let</w:t>
-      </w:r>
-    </w:p>
-    <w:p>
-      <w:r>
-        <w:t xml:space="preserve">    up= </w:t>
-      </w:r>
-      <w:proofErr w:type="spellStart"/>
-      <w:r>
-        <w:t>TotalSales</w:t>
-      </w:r>
-      <w:proofErr w:type="spellEnd"/>
-      <w:r>
-        <w:t>/Qty</w:t>
-      </w:r>
-    </w:p>
-    <w:p>
-      <w:r>
-        <w:t>in</w:t>
-      </w:r>
-    </w:p>
-    <w:p>
-      <w:r>
-        <w:t xml:space="preserve">    up </w:t>
-      </w:r>
-    </w:p>
-    <w:p>
-      <w:r>
-        <w:tab/>
-      </w:r>
-      <w:r>
-        <w:t xml:space="preserve">  </w:t>
-      </w:r>
-      <w:r>
-        <w:rPr>
-          <w:b/>
-          <w:sz w:val="28"/>
-          <w:szCs w:val="28"/>
-        </w:rPr>
-        <w:t>4. Discount:</w:t>
-      </w:r>
-      <w:r>
-        <w:rPr>
-          <w:b/>
-        </w:rPr>
-        <w:t xml:space="preserve"> </w:t>
-      </w:r>
-      <w:r>
-        <w:rPr>
-          <w:b/>
-        </w:rPr>
-        <w:t xml:space="preserve">          </w:t>
-      </w:r>
-      <w:r>
-        <w:t>=</w:t>
-      </w:r>
-      <w:r>
-        <w:t xml:space="preserve"> </w:t>
-      </w:r>
-      <w:r>
-        <w:t>(</w:t>
-      </w:r>
-      <w:proofErr w:type="spellStart"/>
-      <w:r>
-        <w:t>TotalSales</w:t>
-      </w:r>
-      <w:proofErr w:type="spellEnd"/>
-      <w:r>
-        <w:t xml:space="preserve"> as number)</w:t>
-      </w:r>
-      <w:r>
-        <w:t xml:space="preserve"> </w:t>
-      </w:r>
-      <w:r>
-        <w:t>=&gt;</w:t>
-      </w:r>
-    </w:p>
-    <w:p>
-      <w:r>
-        <w:t>let</w:t>
-      </w:r>
-    </w:p>
-    <w:p>
-      <w:r>
-        <w:t xml:space="preserve">    Discount = 0.10,</w:t>
-      </w:r>
-    </w:p>
-    <w:p>
-      <w:r>
-        <w:t xml:space="preserve">    source = </w:t>
-      </w:r>
-      <w:proofErr w:type="spellStart"/>
-      <w:r>
-        <w:t>TotalSales</w:t>
-      </w:r>
-      <w:proofErr w:type="spellEnd"/>
-      <w:r>
-        <w:t>*Discount</w:t>
-      </w:r>
-    </w:p>
-    <w:p>
-      <w:r>
-        <w:t>in</w:t>
-      </w:r>
-    </w:p>
-    <w:p>
-      <w:r>
-        <w:t xml:space="preserve">    source</w:t>
-      </w:r>
-    </w:p>
     <w:sectPr>
       <w:pgSz w:w="12240" w:h="15840"/>
       <w:pgMar w:top="1440" w:right="1440" w:bottom="1440" w:left="1440" w:header="720" w:footer="720" w:gutter="0"/>
